--- a/Психология/ПСИХОЛОГИЯ КОНФЛИКТ.docx
+++ b/Психология/ПСИХОЛОГИЯ КОНФЛИКТ.docx
@@ -4,22 +4,649 @@
   <w:body>
     <w:p>
       <w:pPr>
-        <w:spacing w:after="0" w:line="360" w:lineRule="auto"/>
-        <w:jc w:val="both"/>
-        <w:rPr>
-          <w:rFonts w:ascii="Times New Roman" w:hAnsi="Times New Roman" w:cs="Times New Roman"/>
-          <w:sz w:val="24"/>
-          <w:szCs w:val="24"/>
-          <w:lang w:val="en-US"/>
-        </w:rPr>
-      </w:pPr>
-      <w:r>
-        <w:rPr>
-          <w:rFonts w:ascii="Times New Roman" w:hAnsi="Times New Roman" w:cs="Times New Roman"/>
-          <w:sz w:val="24"/>
-          <w:szCs w:val="24"/>
-        </w:rPr>
-        <w:t xml:space="preserve"> 1. Участники</w:t>
+        <w:spacing w:after="0" w:line="240" w:lineRule="auto"/>
+        <w:jc w:val="center"/>
+        <w:rPr>
+          <w:rFonts w:ascii="Times New Roman" w:hAnsi="Times New Roman"/>
+          <w:b/>
+        </w:rPr>
+      </w:pPr>
+      <w:r>
+        <w:rPr>
+          <w:noProof/>
+        </w:rPr>
+        <w:drawing>
+          <wp:inline distT="0" distB="0" distL="0" distR="0" wp14:anchorId="72FEFCD0" wp14:editId="3B35A662">
+            <wp:extent cx="5565775" cy="744855"/>
+            <wp:effectExtent l="0" t="0" r="0" b="0"/>
+            <wp:docPr id="1" name="Рисунок 16" descr="Продольный бланк_ВятГУ_распорядительный акт+"/>
+            <wp:cNvGraphicFramePr>
+              <a:graphicFrameLocks xmlns:a="http://schemas.openxmlformats.org/drawingml/2006/main" noChangeAspect="1"/>
+            </wp:cNvGraphicFramePr>
+            <a:graphic xmlns:a="http://schemas.openxmlformats.org/drawingml/2006/main">
+              <a:graphicData uri="http://schemas.openxmlformats.org/drawingml/2006/picture">
+                <pic:pic xmlns:pic="http://schemas.openxmlformats.org/drawingml/2006/picture">
+                  <pic:nvPicPr>
+                    <pic:cNvPr id="1" name="Рисунок 16" descr="Продольный бланк_ВятГУ_распорядительный акт+"/>
+                    <pic:cNvPicPr>
+                      <a:picLocks noChangeAspect="1" noChangeArrowheads="1"/>
+                    </pic:cNvPicPr>
+                  </pic:nvPicPr>
+                  <pic:blipFill>
+                    <a:blip r:embed="rId4"/>
+                    <a:stretch>
+                      <a:fillRect/>
+                    </a:stretch>
+                  </pic:blipFill>
+                  <pic:spPr bwMode="auto">
+                    <a:xfrm>
+                      <a:off x="0" y="0"/>
+                      <a:ext cx="5565775" cy="744855"/>
+                    </a:xfrm>
+                    <a:prstGeom prst="rect">
+                      <a:avLst/>
+                    </a:prstGeom>
+                  </pic:spPr>
+                </pic:pic>
+              </a:graphicData>
+            </a:graphic>
+          </wp:inline>
+        </w:drawing>
+      </w:r>
+    </w:p>
+    <w:p>
+      <w:pPr>
+        <w:spacing w:after="0" w:line="240" w:lineRule="auto"/>
+        <w:jc w:val="center"/>
+        <w:rPr>
+          <w:rFonts w:ascii="Times New Roman" w:hAnsi="Times New Roman"/>
+          <w:b/>
+        </w:rPr>
+      </w:pPr>
+      <w:r>
+        <w:rPr>
+          <w:rFonts w:ascii="Times New Roman" w:hAnsi="Times New Roman"/>
+          <w:b/>
+          <w:sz w:val="24"/>
+          <w:szCs w:val="24"/>
+        </w:rPr>
+        <w:t xml:space="preserve">Колледж </w:t>
+      </w:r>
+      <w:proofErr w:type="spellStart"/>
+      <w:r>
+        <w:rPr>
+          <w:rFonts w:ascii="Times New Roman" w:hAnsi="Times New Roman"/>
+          <w:b/>
+          <w:sz w:val="24"/>
+          <w:szCs w:val="24"/>
+        </w:rPr>
+        <w:t>ВятГУ</w:t>
+      </w:r>
+      <w:proofErr w:type="spellEnd"/>
+    </w:p>
+    <w:p>
+      <w:pPr>
+        <w:spacing w:after="0" w:line="360" w:lineRule="auto"/>
+        <w:jc w:val="center"/>
+        <w:rPr>
+          <w:rFonts w:ascii="Times New Roman" w:eastAsia="Times New Roman" w:hAnsi="Times New Roman" w:cs="Times New Roman"/>
+          <w:color w:val="000000"/>
+          <w:sz w:val="28"/>
+          <w:szCs w:val="28"/>
+        </w:rPr>
+      </w:pPr>
+    </w:p>
+    <w:p>
+      <w:pPr>
+        <w:spacing w:after="0" w:line="360" w:lineRule="auto"/>
+        <w:jc w:val="center"/>
+        <w:rPr>
+          <w:rFonts w:ascii="Times New Roman" w:eastAsia="Times New Roman" w:hAnsi="Times New Roman" w:cs="Times New Roman"/>
+          <w:color w:val="000000"/>
+          <w:sz w:val="28"/>
+          <w:szCs w:val="28"/>
+        </w:rPr>
+      </w:pPr>
+    </w:p>
+    <w:p>
+      <w:pPr>
+        <w:spacing w:after="0" w:line="360" w:lineRule="auto"/>
+        <w:jc w:val="center"/>
+        <w:rPr>
+          <w:rFonts w:ascii="Times New Roman" w:eastAsia="Times New Roman" w:hAnsi="Times New Roman" w:cs="Times New Roman"/>
+          <w:color w:val="000000"/>
+          <w:sz w:val="28"/>
+          <w:szCs w:val="28"/>
+        </w:rPr>
+      </w:pPr>
+    </w:p>
+    <w:p>
+      <w:pPr>
+        <w:spacing w:after="0" w:line="360" w:lineRule="auto"/>
+        <w:jc w:val="center"/>
+        <w:rPr>
+          <w:rFonts w:ascii="Times New Roman" w:eastAsia="Quattrocento Sans" w:hAnsi="Times New Roman" w:cs="Times New Roman"/>
+          <w:color w:val="000000"/>
+          <w:sz w:val="28"/>
+          <w:szCs w:val="28"/>
+        </w:rPr>
+      </w:pPr>
+    </w:p>
+    <w:p>
+      <w:pPr>
+        <w:spacing w:after="0" w:line="360" w:lineRule="auto"/>
+        <w:jc w:val="center"/>
+        <w:rPr>
+          <w:rFonts w:ascii="Times New Roman" w:eastAsia="Quattrocento Sans" w:hAnsi="Times New Roman" w:cs="Times New Roman"/>
+          <w:color w:val="000000"/>
+          <w:sz w:val="28"/>
+          <w:szCs w:val="28"/>
+        </w:rPr>
+      </w:pPr>
+    </w:p>
+    <w:p>
+      <w:pPr>
+        <w:spacing w:after="0" w:line="360" w:lineRule="auto"/>
+        <w:jc w:val="center"/>
+        <w:rPr>
+          <w:rFonts w:ascii="Times New Roman" w:eastAsia="Quattrocento Sans" w:hAnsi="Times New Roman" w:cs="Times New Roman"/>
+          <w:color w:val="000000"/>
+          <w:sz w:val="28"/>
+          <w:szCs w:val="28"/>
+        </w:rPr>
+      </w:pPr>
+      <w:r>
+        <w:rPr>
+          <w:rFonts w:ascii="Times New Roman" w:eastAsia="Times New Roman" w:hAnsi="Times New Roman" w:cs="Times New Roman"/>
+          <w:b/>
+          <w:color w:val="000000"/>
+          <w:sz w:val="28"/>
+          <w:szCs w:val="28"/>
+        </w:rPr>
+        <w:t>ДЗ</w:t>
+      </w:r>
+    </w:p>
+    <w:p>
+      <w:pPr>
+        <w:spacing w:after="0" w:line="360" w:lineRule="auto"/>
+        <w:jc w:val="center"/>
+        <w:rPr>
+          <w:rFonts w:ascii="Times New Roman" w:eastAsia="Quattrocento Sans" w:hAnsi="Times New Roman" w:cs="Times New Roman"/>
+          <w:color w:val="000000"/>
+          <w:sz w:val="28"/>
+          <w:szCs w:val="28"/>
+        </w:rPr>
+      </w:pPr>
+      <w:r>
+        <w:rPr>
+          <w:rFonts w:ascii="Times New Roman" w:eastAsia="Times New Roman" w:hAnsi="Times New Roman" w:cs="Times New Roman"/>
+          <w:b/>
+          <w:color w:val="000000"/>
+          <w:sz w:val="28"/>
+          <w:szCs w:val="28"/>
+        </w:rPr>
+        <w:t>ПО ПСИХОЛОГИИ</w:t>
+      </w:r>
+    </w:p>
+    <w:p>
+      <w:pPr>
+        <w:spacing w:after="0" w:line="360" w:lineRule="auto"/>
+        <w:jc w:val="center"/>
+        <w:rPr>
+          <w:rFonts w:ascii="Times New Roman" w:eastAsia="Quattrocento Sans" w:hAnsi="Times New Roman" w:cs="Times New Roman"/>
+          <w:color w:val="000000"/>
+          <w:sz w:val="28"/>
+          <w:szCs w:val="28"/>
+        </w:rPr>
+      </w:pPr>
+      <w:r>
+        <w:rPr>
+          <w:rFonts w:ascii="Times New Roman" w:eastAsia="Times New Roman" w:hAnsi="Times New Roman" w:cs="Times New Roman"/>
+          <w:b/>
+          <w:color w:val="000000"/>
+          <w:sz w:val="28"/>
+          <w:szCs w:val="28"/>
+        </w:rPr>
+        <w:t>«</w:t>
+      </w:r>
+      <w:r>
+        <w:rPr>
+          <w:rFonts w:ascii="Times New Roman" w:eastAsia="Times New Roman" w:hAnsi="Times New Roman" w:cs="Times New Roman"/>
+          <w:b/>
+          <w:bCs/>
+          <w:color w:val="000000"/>
+          <w:sz w:val="28"/>
+          <w:szCs w:val="28"/>
+        </w:rPr>
+        <w:t>Конфликт</w:t>
+      </w:r>
+      <w:r>
+        <w:rPr>
+          <w:rFonts w:ascii="Times New Roman" w:eastAsia="Times New Roman" w:hAnsi="Times New Roman" w:cs="Times New Roman"/>
+          <w:b/>
+          <w:color w:val="000000"/>
+          <w:sz w:val="28"/>
+          <w:szCs w:val="28"/>
+        </w:rPr>
+        <w:t>»</w:t>
+      </w:r>
+    </w:p>
+    <w:p>
+      <w:pPr>
+        <w:spacing w:after="0" w:line="360" w:lineRule="auto"/>
+        <w:jc w:val="center"/>
+        <w:rPr>
+          <w:rFonts w:ascii="Times New Roman" w:eastAsia="Times New Roman" w:hAnsi="Times New Roman" w:cs="Times New Roman"/>
+          <w:b/>
+          <w:color w:val="000000"/>
+          <w:sz w:val="28"/>
+          <w:szCs w:val="28"/>
+        </w:rPr>
+      </w:pPr>
+    </w:p>
+    <w:p>
+      <w:pPr>
+        <w:spacing w:after="0" w:line="360" w:lineRule="auto"/>
+        <w:jc w:val="center"/>
+        <w:rPr>
+          <w:rFonts w:ascii="Times New Roman" w:eastAsia="Times New Roman" w:hAnsi="Times New Roman" w:cs="Times New Roman"/>
+          <w:b/>
+          <w:color w:val="000000"/>
+          <w:sz w:val="28"/>
+          <w:szCs w:val="28"/>
+        </w:rPr>
+      </w:pPr>
+    </w:p>
+    <w:p>
+      <w:pPr>
+        <w:spacing w:after="0" w:line="360" w:lineRule="auto"/>
+        <w:jc w:val="center"/>
+        <w:rPr>
+          <w:rFonts w:ascii="Times New Roman" w:eastAsia="Quattrocento Sans" w:hAnsi="Times New Roman" w:cs="Times New Roman"/>
+          <w:color w:val="000000"/>
+          <w:sz w:val="28"/>
+          <w:szCs w:val="28"/>
+        </w:rPr>
+      </w:pPr>
+    </w:p>
+    <w:p>
+      <w:pPr>
+        <w:spacing w:after="0" w:line="360" w:lineRule="auto"/>
+        <w:jc w:val="center"/>
+        <w:rPr>
+          <w:rFonts w:ascii="Times New Roman" w:eastAsia="Quattrocento Sans" w:hAnsi="Times New Roman" w:cs="Times New Roman"/>
+          <w:color w:val="000000"/>
+          <w:sz w:val="28"/>
+          <w:szCs w:val="28"/>
+        </w:rPr>
+      </w:pPr>
+    </w:p>
+    <w:p>
+      <w:pPr>
+        <w:spacing w:after="0" w:line="360" w:lineRule="auto"/>
+        <w:jc w:val="center"/>
+        <w:rPr>
+          <w:rFonts w:ascii="Times New Roman" w:eastAsia="Quattrocento Sans" w:hAnsi="Times New Roman" w:cs="Times New Roman"/>
+          <w:color w:val="000000"/>
+          <w:sz w:val="28"/>
+          <w:szCs w:val="28"/>
+        </w:rPr>
+      </w:pPr>
+    </w:p>
+    <w:p>
+      <w:pPr>
+        <w:spacing w:after="0" w:line="360" w:lineRule="auto"/>
+        <w:jc w:val="center"/>
+        <w:rPr>
+          <w:rFonts w:ascii="Times New Roman" w:eastAsia="Quattrocento Sans" w:hAnsi="Times New Roman" w:cs="Times New Roman"/>
+          <w:color w:val="000000"/>
+          <w:sz w:val="28"/>
+          <w:szCs w:val="28"/>
+        </w:rPr>
+      </w:pPr>
+    </w:p>
+    <w:p>
+      <w:pPr>
+        <w:spacing w:after="0" w:line="360" w:lineRule="auto"/>
+        <w:jc w:val="center"/>
+        <w:rPr>
+          <w:rFonts w:ascii="Times New Roman" w:eastAsia="Quattrocento Sans" w:hAnsi="Times New Roman" w:cs="Times New Roman"/>
+          <w:color w:val="000000"/>
+          <w:sz w:val="28"/>
+          <w:szCs w:val="28"/>
+        </w:rPr>
+      </w:pPr>
+    </w:p>
+    <w:p>
+      <w:pPr>
+        <w:spacing w:after="0" w:line="360" w:lineRule="auto"/>
+        <w:ind w:left="5387"/>
+        <w:rPr>
+          <w:rFonts w:ascii="Times New Roman" w:eastAsia="Quattrocento Sans" w:hAnsi="Times New Roman" w:cs="Times New Roman"/>
+          <w:color w:val="000000"/>
+          <w:sz w:val="24"/>
+          <w:szCs w:val="24"/>
+        </w:rPr>
+      </w:pPr>
+      <w:r>
+        <w:rPr>
+          <w:rFonts w:ascii="Times New Roman" w:eastAsia="Times New Roman" w:hAnsi="Times New Roman" w:cs="Times New Roman"/>
+          <w:color w:val="000000"/>
+          <w:sz w:val="24"/>
+          <w:szCs w:val="24"/>
+        </w:rPr>
+        <w:t>Выполнил: студент учебной группы </w:t>
+      </w:r>
+    </w:p>
+    <w:p>
+      <w:pPr>
+        <w:spacing w:after="0" w:line="360" w:lineRule="auto"/>
+        <w:ind w:left="5387"/>
+        <w:rPr>
+          <w:rFonts w:ascii="Times New Roman" w:eastAsia="Times New Roman" w:hAnsi="Times New Roman" w:cs="Times New Roman"/>
+          <w:color w:val="000000"/>
+          <w:sz w:val="24"/>
+          <w:szCs w:val="24"/>
+        </w:rPr>
+      </w:pPr>
+      <w:r>
+        <w:rPr>
+          <w:rFonts w:ascii="Times New Roman" w:eastAsia="Times New Roman" w:hAnsi="Times New Roman" w:cs="Times New Roman"/>
+          <w:color w:val="000000"/>
+          <w:sz w:val="24"/>
+          <w:szCs w:val="24"/>
+        </w:rPr>
+        <w:t>ИСПк-203-5</w:t>
+      </w:r>
+      <w:r>
+        <w:rPr>
+          <w:rFonts w:ascii="Times New Roman" w:eastAsia="Times New Roman" w:hAnsi="Times New Roman" w:cs="Times New Roman"/>
+          <w:sz w:val="24"/>
+          <w:szCs w:val="24"/>
+        </w:rPr>
+        <w:t>2</w:t>
+      </w:r>
+      <w:r>
+        <w:rPr>
+          <w:rFonts w:ascii="Times New Roman" w:eastAsia="Times New Roman" w:hAnsi="Times New Roman" w:cs="Times New Roman"/>
+          <w:color w:val="000000"/>
+          <w:sz w:val="24"/>
+          <w:szCs w:val="24"/>
+        </w:rPr>
+        <w:t>-00</w:t>
+      </w:r>
+    </w:p>
+    <w:p>
+      <w:pPr>
+        <w:spacing w:after="0" w:line="360" w:lineRule="auto"/>
+        <w:ind w:left="5387"/>
+        <w:rPr>
+          <w:rFonts w:ascii="Times New Roman" w:eastAsia="Times New Roman" w:hAnsi="Times New Roman" w:cs="Times New Roman"/>
+          <w:color w:val="000000"/>
+          <w:sz w:val="24"/>
+          <w:szCs w:val="24"/>
+        </w:rPr>
+      </w:pPr>
+      <w:r>
+        <w:rPr>
+          <w:rFonts w:ascii="Times New Roman" w:eastAsia="Times New Roman" w:hAnsi="Times New Roman" w:cs="Times New Roman"/>
+          <w:sz w:val="24"/>
+          <w:szCs w:val="24"/>
+        </w:rPr>
+        <w:t>Шильников М.Ю.</w:t>
+      </w:r>
+    </w:p>
+    <w:p>
+      <w:pPr>
+        <w:spacing w:after="0" w:line="360" w:lineRule="auto"/>
+        <w:ind w:left="5387"/>
+        <w:rPr>
+          <w:rFonts w:ascii="Times New Roman" w:eastAsia="Quattrocento Sans" w:hAnsi="Times New Roman" w:cs="Times New Roman"/>
+          <w:color w:val="000000"/>
+          <w:sz w:val="24"/>
+          <w:szCs w:val="24"/>
+        </w:rPr>
+      </w:pPr>
+    </w:p>
+    <w:p>
+      <w:pPr>
+        <w:spacing w:after="0" w:line="360" w:lineRule="auto"/>
+        <w:ind w:left="5387"/>
+        <w:rPr>
+          <w:rFonts w:ascii="Times New Roman" w:eastAsia="Quattrocento Sans" w:hAnsi="Times New Roman" w:cs="Times New Roman"/>
+          <w:color w:val="000000"/>
+          <w:sz w:val="24"/>
+          <w:szCs w:val="24"/>
+        </w:rPr>
+      </w:pPr>
+      <w:r>
+        <w:rPr>
+          <w:rFonts w:ascii="Times New Roman" w:eastAsia="Times New Roman" w:hAnsi="Times New Roman" w:cs="Times New Roman"/>
+          <w:color w:val="000000"/>
+          <w:sz w:val="24"/>
+          <w:szCs w:val="24"/>
+        </w:rPr>
+        <w:t>Преподаватель: </w:t>
+      </w:r>
+    </w:p>
+    <w:p>
+      <w:pPr>
+        <w:spacing w:after="0" w:line="360" w:lineRule="auto"/>
+        <w:ind w:left="5387"/>
+        <w:rPr>
+          <w:rFonts w:ascii="Times New Roman" w:eastAsia="Quattrocento Sans" w:hAnsi="Times New Roman" w:cs="Times New Roman"/>
+          <w:color w:val="000000"/>
+          <w:sz w:val="24"/>
+          <w:szCs w:val="24"/>
+        </w:rPr>
+      </w:pPr>
+      <w:r>
+        <w:rPr>
+          <w:rFonts w:ascii="Times New Roman" w:eastAsia="Times New Roman" w:hAnsi="Times New Roman" w:cs="Times New Roman"/>
+          <w:sz w:val="24"/>
+          <w:szCs w:val="24"/>
+        </w:rPr>
+        <w:t>Городилова С.А.</w:t>
+      </w:r>
+    </w:p>
+    <w:p>
+      <w:pPr>
+        <w:spacing w:after="0" w:line="360" w:lineRule="auto"/>
+        <w:ind w:left="5670" w:hanging="840"/>
+        <w:jc w:val="both"/>
+        <w:rPr>
+          <w:rFonts w:ascii="Times New Roman" w:eastAsia="Quattrocento Sans" w:hAnsi="Times New Roman" w:cs="Times New Roman"/>
+          <w:color w:val="000000"/>
+          <w:sz w:val="24"/>
+          <w:szCs w:val="24"/>
+        </w:rPr>
+      </w:pPr>
+      <w:r>
+        <w:rPr>
+          <w:rFonts w:ascii="Times New Roman" w:eastAsia="Times New Roman" w:hAnsi="Times New Roman" w:cs="Times New Roman"/>
+          <w:color w:val="000000"/>
+          <w:sz w:val="24"/>
+          <w:szCs w:val="24"/>
+        </w:rPr>
+        <w:t> </w:t>
+      </w:r>
+    </w:p>
+    <w:p>
+      <w:pPr>
+        <w:spacing w:after="0" w:line="360" w:lineRule="auto"/>
+        <w:jc w:val="both"/>
+        <w:rPr>
+          <w:rFonts w:ascii="Times New Roman" w:eastAsia="Times New Roman" w:hAnsi="Times New Roman" w:cs="Times New Roman"/>
+          <w:color w:val="000000"/>
+          <w:sz w:val="24"/>
+          <w:szCs w:val="24"/>
+        </w:rPr>
+      </w:pPr>
+      <w:r>
+        <w:rPr>
+          <w:rFonts w:ascii="Times New Roman" w:eastAsia="Times New Roman" w:hAnsi="Times New Roman" w:cs="Times New Roman"/>
+          <w:color w:val="000000"/>
+          <w:sz w:val="24"/>
+          <w:szCs w:val="24"/>
+        </w:rPr>
+        <w:t> </w:t>
+      </w:r>
+    </w:p>
+    <w:p>
+      <w:pPr>
+        <w:spacing w:after="0" w:line="360" w:lineRule="auto"/>
+        <w:jc w:val="both"/>
+        <w:rPr>
+          <w:rFonts w:ascii="Times New Roman" w:eastAsia="Times New Roman" w:hAnsi="Times New Roman" w:cs="Times New Roman"/>
+          <w:color w:val="000000"/>
+          <w:sz w:val="24"/>
+          <w:szCs w:val="24"/>
+        </w:rPr>
+      </w:pPr>
+    </w:p>
+    <w:p>
+      <w:pPr>
+        <w:spacing w:after="0" w:line="360" w:lineRule="auto"/>
+        <w:jc w:val="both"/>
+        <w:rPr>
+          <w:rFonts w:ascii="Times New Roman" w:eastAsia="Times New Roman" w:hAnsi="Times New Roman" w:cs="Times New Roman"/>
+          <w:color w:val="000000"/>
+          <w:sz w:val="24"/>
+          <w:szCs w:val="24"/>
+        </w:rPr>
+      </w:pPr>
+    </w:p>
+    <w:p>
+      <w:pPr>
+        <w:spacing w:after="0" w:line="360" w:lineRule="auto"/>
+        <w:jc w:val="both"/>
+        <w:rPr>
+          <w:rFonts w:ascii="Times New Roman" w:eastAsia="Times New Roman" w:hAnsi="Times New Roman" w:cs="Times New Roman"/>
+          <w:color w:val="000000"/>
+          <w:sz w:val="24"/>
+          <w:szCs w:val="24"/>
+        </w:rPr>
+      </w:pPr>
+    </w:p>
+    <w:p>
+      <w:pPr>
+        <w:spacing w:after="0" w:line="360" w:lineRule="auto"/>
+        <w:jc w:val="both"/>
+        <w:rPr>
+          <w:rFonts w:ascii="Times New Roman" w:eastAsia="Times New Roman" w:hAnsi="Times New Roman" w:cs="Times New Roman"/>
+          <w:color w:val="000000"/>
+          <w:sz w:val="24"/>
+          <w:szCs w:val="24"/>
+        </w:rPr>
+      </w:pPr>
+    </w:p>
+    <w:p>
+      <w:pPr>
+        <w:spacing w:after="0" w:line="240" w:lineRule="auto"/>
+        <w:jc w:val="center"/>
+        <w:rPr>
+          <w:rFonts w:ascii="Times New Roman" w:eastAsia="Quattrocento Sans" w:hAnsi="Times New Roman" w:cs="Times New Roman"/>
+          <w:color w:val="000000"/>
+          <w:sz w:val="24"/>
+          <w:szCs w:val="24"/>
+        </w:rPr>
+      </w:pPr>
+      <w:r>
+        <w:rPr>
+          <w:rFonts w:ascii="Times New Roman" w:eastAsia="Times New Roman" w:hAnsi="Times New Roman" w:cs="Times New Roman"/>
+          <w:color w:val="000000"/>
+          <w:sz w:val="24"/>
+          <w:szCs w:val="24"/>
+        </w:rPr>
+        <w:t>Киров</w:t>
+      </w:r>
+    </w:p>
+    <w:p>
+      <w:pPr>
+        <w:spacing w:after="0" w:line="240" w:lineRule="auto"/>
+        <w:jc w:val="center"/>
+        <w:rPr>
+          <w:color w:val="000000"/>
+          <w:sz w:val="28"/>
+          <w:szCs w:val="28"/>
+        </w:rPr>
+      </w:pPr>
+      <w:bookmarkStart w:id="0" w:name="_heading=h.gjdgxs"/>
+      <w:bookmarkEnd w:id="0"/>
+      <w:r>
+        <w:rPr>
+          <w:rFonts w:ascii="Times New Roman" w:hAnsi="Times New Roman" w:cs="Times New Roman"/>
+          <w:color w:val="000000"/>
+          <w:sz w:val="24"/>
+          <w:szCs w:val="24"/>
+        </w:rPr>
+        <w:t>2026</w:t>
+      </w:r>
+      <w:r>
+        <w:br w:type="page"/>
+      </w:r>
+    </w:p>
+    <w:p>
+      <w:pPr>
+        <w:spacing w:after="0" w:line="360" w:lineRule="auto"/>
+        <w:jc w:val="both"/>
+        <w:rPr>
+          <w:rFonts w:ascii="Times New Roman" w:hAnsi="Times New Roman" w:cs="Times New Roman"/>
+          <w:sz w:val="28"/>
+          <w:szCs w:val="28"/>
+        </w:rPr>
+      </w:pPr>
+      <w:r>
+        <w:rPr>
+          <w:rFonts w:ascii="Times New Roman" w:hAnsi="Times New Roman" w:cs="Times New Roman"/>
+          <w:sz w:val="28"/>
+          <w:szCs w:val="28"/>
+        </w:rPr>
+        <w:lastRenderedPageBreak/>
+        <w:t>Фильм: «</w:t>
+      </w:r>
+      <w:r>
+        <w:rPr>
+          <w:rFonts w:ascii="Times New Roman" w:hAnsi="Times New Roman" w:cs="Times New Roman"/>
+          <w:sz w:val="28"/>
+          <w:szCs w:val="28"/>
+        </w:rPr>
+        <w:t>Социальная сеть</w:t>
+      </w:r>
+      <w:r>
+        <w:rPr>
+          <w:rFonts w:ascii="Times New Roman" w:hAnsi="Times New Roman" w:cs="Times New Roman"/>
+          <w:sz w:val="28"/>
+          <w:szCs w:val="28"/>
+        </w:rPr>
+        <w:t>»</w:t>
+      </w:r>
+      <w:r>
+        <w:rPr>
+          <w:rFonts w:ascii="Times New Roman" w:hAnsi="Times New Roman" w:cs="Times New Roman"/>
+          <w:sz w:val="28"/>
+          <w:szCs w:val="28"/>
+        </w:rPr>
+        <w:t xml:space="preserve"> </w:t>
+      </w:r>
+    </w:p>
+    <w:p>
+      <w:pPr>
+        <w:spacing w:after="0" w:line="360" w:lineRule="auto"/>
+        <w:jc w:val="both"/>
+        <w:rPr>
+          <w:rFonts w:ascii="Times New Roman" w:hAnsi="Times New Roman" w:cs="Times New Roman"/>
+          <w:sz w:val="28"/>
+          <w:szCs w:val="28"/>
+        </w:rPr>
+      </w:pPr>
+      <w:r>
+        <w:rPr>
+          <w:rFonts w:ascii="Times New Roman" w:hAnsi="Times New Roman" w:cs="Times New Roman"/>
+          <w:sz w:val="28"/>
+          <w:szCs w:val="28"/>
+        </w:rPr>
+        <w:t>1. Участники</w:t>
       </w:r>
     </w:p>
     <w:p>
@@ -29,16 +656,15 @@
         <w:jc w:val="both"/>
         <w:rPr>
           <w:rFonts w:ascii="Times New Roman" w:hAnsi="Times New Roman" w:cs="Times New Roman"/>
-          <w:sz w:val="24"/>
-          <w:szCs w:val="24"/>
-          <w:lang w:val="en-US"/>
-        </w:rPr>
-      </w:pPr>
-      <w:r>
-        <w:rPr>
-          <w:rFonts w:ascii="Times New Roman" w:hAnsi="Times New Roman" w:cs="Times New Roman"/>
-          <w:sz w:val="24"/>
-          <w:szCs w:val="24"/>
+          <w:sz w:val="28"/>
+          <w:szCs w:val="28"/>
+        </w:rPr>
+      </w:pPr>
+      <w:r>
+        <w:rPr>
+          <w:rFonts w:ascii="Times New Roman" w:hAnsi="Times New Roman" w:cs="Times New Roman"/>
+          <w:sz w:val="28"/>
+          <w:szCs w:val="28"/>
         </w:rPr>
         <w:t xml:space="preserve">   Марк Цукерберг: Гениальный, но социально неловкий программист. Ценит скорость, инновации и «крутость» проекта любой ценой.</w:t>
       </w:r>
@@ -50,15 +676,15 @@
         <w:jc w:val="both"/>
         <w:rPr>
           <w:rFonts w:ascii="Times New Roman" w:hAnsi="Times New Roman" w:cs="Times New Roman"/>
-          <w:sz w:val="24"/>
-          <w:szCs w:val="24"/>
-        </w:rPr>
-      </w:pPr>
-      <w:r>
-        <w:rPr>
-          <w:rFonts w:ascii="Times New Roman" w:hAnsi="Times New Roman" w:cs="Times New Roman"/>
-          <w:sz w:val="24"/>
-          <w:szCs w:val="24"/>
+          <w:sz w:val="28"/>
+          <w:szCs w:val="28"/>
+        </w:rPr>
+      </w:pPr>
+      <w:r>
+        <w:rPr>
+          <w:rFonts w:ascii="Times New Roman" w:hAnsi="Times New Roman" w:cs="Times New Roman"/>
+          <w:sz w:val="28"/>
+          <w:szCs w:val="28"/>
         </w:rPr>
         <w:t xml:space="preserve">   Эдуардо </w:t>
       </w:r>
@@ -66,8 +692,8 @@
       <w:r>
         <w:rPr>
           <w:rFonts w:ascii="Times New Roman" w:hAnsi="Times New Roman" w:cs="Times New Roman"/>
-          <w:sz w:val="24"/>
-          <w:szCs w:val="24"/>
+          <w:sz w:val="28"/>
+          <w:szCs w:val="28"/>
         </w:rPr>
         <w:t>Саверин</w:t>
       </w:r>
@@ -75,55 +701,38 @@
       <w:r>
         <w:rPr>
           <w:rFonts w:ascii="Times New Roman" w:hAnsi="Times New Roman" w:cs="Times New Roman"/>
-          <w:sz w:val="24"/>
-          <w:szCs w:val="24"/>
-        </w:rPr>
-        <w:t xml:space="preserve">: Лучший друг Марка, финансовый директор Facebook. </w:t>
-      </w:r>
-      <w:r>
-        <w:rPr>
-          <w:rFonts w:ascii="Times New Roman" w:hAnsi="Times New Roman" w:cs="Times New Roman"/>
-          <w:sz w:val="24"/>
-          <w:szCs w:val="24"/>
-        </w:rPr>
-        <w:t xml:space="preserve">Ценит </w:t>
-      </w:r>
-      <w:r>
-        <w:rPr>
-          <w:rFonts w:ascii="Times New Roman" w:hAnsi="Times New Roman" w:cs="Times New Roman"/>
-          <w:sz w:val="24"/>
-          <w:szCs w:val="24"/>
-        </w:rPr>
-        <w:t>дружбу, но стремится к контролю и безопасности.</w:t>
-      </w:r>
-    </w:p>
-    <w:p>
-      <w:pPr>
-        <w:spacing w:after="0" w:line="360" w:lineRule="auto"/>
-        <w:jc w:val="both"/>
-        <w:rPr>
-          <w:rFonts w:ascii="Times New Roman" w:hAnsi="Times New Roman" w:cs="Times New Roman"/>
-          <w:sz w:val="24"/>
-          <w:szCs w:val="24"/>
-        </w:rPr>
-      </w:pPr>
-    </w:p>
-    <w:p>
-      <w:pPr>
-        <w:spacing w:after="0" w:line="360" w:lineRule="auto"/>
-        <w:jc w:val="both"/>
-        <w:rPr>
-          <w:rFonts w:ascii="Times New Roman" w:hAnsi="Times New Roman" w:cs="Times New Roman"/>
-          <w:sz w:val="24"/>
-          <w:szCs w:val="24"/>
-          <w:lang w:val="en-US"/>
-        </w:rPr>
-      </w:pPr>
-      <w:r>
-        <w:rPr>
-          <w:rFonts w:ascii="Times New Roman" w:hAnsi="Times New Roman" w:cs="Times New Roman"/>
-          <w:sz w:val="24"/>
-          <w:szCs w:val="24"/>
+          <w:sz w:val="28"/>
+          <w:szCs w:val="28"/>
+        </w:rPr>
+        <w:t>: Лучший друг Марка, финансовый директор Facebook. Ценит дружбу, но стремится к контролю и безопасности.</w:t>
+      </w:r>
+    </w:p>
+    <w:p>
+      <w:pPr>
+        <w:spacing w:after="0" w:line="360" w:lineRule="auto"/>
+        <w:jc w:val="both"/>
+        <w:rPr>
+          <w:rFonts w:ascii="Times New Roman" w:hAnsi="Times New Roman" w:cs="Times New Roman"/>
+          <w:sz w:val="28"/>
+          <w:szCs w:val="28"/>
+        </w:rPr>
+      </w:pPr>
+    </w:p>
+    <w:p>
+      <w:pPr>
+        <w:spacing w:after="0" w:line="360" w:lineRule="auto"/>
+        <w:jc w:val="both"/>
+        <w:rPr>
+          <w:rFonts w:ascii="Times New Roman" w:hAnsi="Times New Roman" w:cs="Times New Roman"/>
+          <w:sz w:val="28"/>
+          <w:szCs w:val="28"/>
+        </w:rPr>
+      </w:pPr>
+      <w:r>
+        <w:rPr>
+          <w:rFonts w:ascii="Times New Roman" w:hAnsi="Times New Roman" w:cs="Times New Roman"/>
+          <w:sz w:val="28"/>
+          <w:szCs w:val="28"/>
         </w:rPr>
         <w:t xml:space="preserve"> 2. Причина</w:t>
       </w:r>
@@ -135,15 +744,15 @@
         <w:jc w:val="both"/>
         <w:rPr>
           <w:rFonts w:ascii="Times New Roman" w:hAnsi="Times New Roman" w:cs="Times New Roman"/>
-          <w:sz w:val="24"/>
-          <w:szCs w:val="24"/>
-        </w:rPr>
-      </w:pPr>
-      <w:r>
-        <w:rPr>
-          <w:rFonts w:ascii="Times New Roman" w:hAnsi="Times New Roman" w:cs="Times New Roman"/>
-          <w:sz w:val="24"/>
-          <w:szCs w:val="24"/>
+          <w:sz w:val="28"/>
+          <w:szCs w:val="28"/>
+        </w:rPr>
+      </w:pPr>
+      <w:r>
+        <w:rPr>
+          <w:rFonts w:ascii="Times New Roman" w:hAnsi="Times New Roman" w:cs="Times New Roman"/>
+          <w:sz w:val="28"/>
+          <w:szCs w:val="28"/>
         </w:rPr>
         <w:t xml:space="preserve">    Расхождение в видении развития компании. Эдуардо настаивает на монетизации через рекламу, пытается заключить контракты с рекламодателями в Нью-Йорке. Марк же под влиянием Шона Паркера считает это «медленным» и «несерьезным». Кульминацией становится подписание Марком документов о размывании доли Эдуардо с 34% до 0,03% без его ведома.</w:t>
       </w:r>
@@ -155,28 +764,26 @@
         <w:jc w:val="both"/>
         <w:rPr>
           <w:rFonts w:ascii="Times New Roman" w:hAnsi="Times New Roman" w:cs="Times New Roman"/>
-          <w:sz w:val="24"/>
-          <w:szCs w:val="24"/>
-          <w:lang w:val="en-US"/>
-        </w:rPr>
-      </w:pPr>
-    </w:p>
-    <w:p>
-      <w:pPr>
-        <w:spacing w:after="0" w:line="360" w:lineRule="auto"/>
-        <w:jc w:val="both"/>
-        <w:rPr>
-          <w:rFonts w:ascii="Times New Roman" w:hAnsi="Times New Roman" w:cs="Times New Roman"/>
-          <w:sz w:val="24"/>
-          <w:szCs w:val="24"/>
-          <w:lang w:val="en-US"/>
-        </w:rPr>
-      </w:pPr>
-      <w:r>
-        <w:rPr>
-          <w:rFonts w:ascii="Times New Roman" w:hAnsi="Times New Roman" w:cs="Times New Roman"/>
-          <w:sz w:val="24"/>
-          <w:szCs w:val="24"/>
+          <w:sz w:val="28"/>
+          <w:szCs w:val="28"/>
+        </w:rPr>
+      </w:pPr>
+    </w:p>
+    <w:p>
+      <w:pPr>
+        <w:spacing w:after="0" w:line="360" w:lineRule="auto"/>
+        <w:jc w:val="both"/>
+        <w:rPr>
+          <w:rFonts w:ascii="Times New Roman" w:hAnsi="Times New Roman" w:cs="Times New Roman"/>
+          <w:sz w:val="28"/>
+          <w:szCs w:val="28"/>
+        </w:rPr>
+      </w:pPr>
+      <w:r>
+        <w:rPr>
+          <w:rFonts w:ascii="Times New Roman" w:hAnsi="Times New Roman" w:cs="Times New Roman"/>
+          <w:sz w:val="28"/>
+          <w:szCs w:val="28"/>
         </w:rPr>
         <w:t xml:space="preserve"> 3. Стратегия поведения в конфликте</w:t>
       </w:r>
@@ -187,16 +794,15 @@
         <w:jc w:val="both"/>
         <w:rPr>
           <w:rFonts w:ascii="Times New Roman" w:hAnsi="Times New Roman" w:cs="Times New Roman"/>
-          <w:sz w:val="24"/>
-          <w:szCs w:val="24"/>
-          <w:lang w:val="en-US"/>
-        </w:rPr>
-      </w:pPr>
-      <w:r>
-        <w:rPr>
-          <w:rFonts w:ascii="Times New Roman" w:hAnsi="Times New Roman" w:cs="Times New Roman"/>
-          <w:sz w:val="24"/>
-          <w:szCs w:val="24"/>
+          <w:sz w:val="28"/>
+          <w:szCs w:val="28"/>
+        </w:rPr>
+      </w:pPr>
+      <w:r>
+        <w:rPr>
+          <w:rFonts w:ascii="Times New Roman" w:hAnsi="Times New Roman" w:cs="Times New Roman"/>
+          <w:sz w:val="28"/>
+          <w:szCs w:val="28"/>
         </w:rPr>
         <w:t>Анализ поведения участников по модели К. Томаса:</w:t>
       </w:r>
@@ -207,15 +813,15 @@
         <w:jc w:val="both"/>
         <w:rPr>
           <w:rFonts w:ascii="Times New Roman" w:hAnsi="Times New Roman" w:cs="Times New Roman"/>
-          <w:sz w:val="24"/>
-          <w:szCs w:val="24"/>
-        </w:rPr>
-      </w:pPr>
-      <w:r>
-        <w:rPr>
-          <w:rFonts w:ascii="Times New Roman" w:hAnsi="Times New Roman" w:cs="Times New Roman"/>
-          <w:sz w:val="24"/>
-          <w:szCs w:val="24"/>
+          <w:sz w:val="28"/>
+          <w:szCs w:val="28"/>
+        </w:rPr>
+      </w:pPr>
+      <w:r>
+        <w:rPr>
+          <w:rFonts w:ascii="Times New Roman" w:hAnsi="Times New Roman" w:cs="Times New Roman"/>
+          <w:sz w:val="28"/>
+          <w:szCs w:val="28"/>
         </w:rPr>
         <w:t>Марк Цукерберг:</w:t>
       </w:r>
@@ -226,43 +832,34 @@
         <w:jc w:val="both"/>
         <w:rPr>
           <w:rFonts w:ascii="Times New Roman" w:hAnsi="Times New Roman" w:cs="Times New Roman"/>
-          <w:sz w:val="24"/>
-          <w:szCs w:val="24"/>
-        </w:rPr>
-      </w:pPr>
-      <w:r>
-        <w:rPr>
-          <w:rFonts w:ascii="Times New Roman" w:hAnsi="Times New Roman" w:cs="Times New Roman"/>
-          <w:sz w:val="24"/>
-          <w:szCs w:val="24"/>
-        </w:rPr>
-        <w:t xml:space="preserve">       Стратегия: Соперничество</w:t>
-      </w:r>
-      <w:r>
-        <w:rPr>
-          <w:rFonts w:ascii="Times New Roman" w:hAnsi="Times New Roman" w:cs="Times New Roman"/>
-          <w:sz w:val="24"/>
-          <w:szCs w:val="24"/>
-        </w:rPr>
-        <w:t>.</w:t>
-      </w:r>
-    </w:p>
-    <w:p>
-      <w:pPr>
-        <w:spacing w:after="0" w:line="360" w:lineRule="auto"/>
-        <w:jc w:val="both"/>
-        <w:rPr>
-          <w:rFonts w:ascii="Times New Roman" w:hAnsi="Times New Roman" w:cs="Times New Roman"/>
-          <w:sz w:val="24"/>
-          <w:szCs w:val="24"/>
-          <w:lang w:val="en-US"/>
-        </w:rPr>
-      </w:pPr>
-      <w:r>
-        <w:rPr>
-          <w:rFonts w:ascii="Times New Roman" w:hAnsi="Times New Roman" w:cs="Times New Roman"/>
-          <w:sz w:val="24"/>
-          <w:szCs w:val="24"/>
+          <w:sz w:val="28"/>
+          <w:szCs w:val="28"/>
+        </w:rPr>
+      </w:pPr>
+      <w:r>
+        <w:rPr>
+          <w:rFonts w:ascii="Times New Roman" w:hAnsi="Times New Roman" w:cs="Times New Roman"/>
+          <w:sz w:val="28"/>
+          <w:szCs w:val="28"/>
+        </w:rPr>
+        <w:t xml:space="preserve">       Стратегия: Соперничество.</w:t>
+      </w:r>
+    </w:p>
+    <w:p>
+      <w:pPr>
+        <w:spacing w:after="0" w:line="360" w:lineRule="auto"/>
+        <w:jc w:val="both"/>
+        <w:rPr>
+          <w:rFonts w:ascii="Times New Roman" w:hAnsi="Times New Roman" w:cs="Times New Roman"/>
+          <w:sz w:val="28"/>
+          <w:szCs w:val="28"/>
+        </w:rPr>
+      </w:pPr>
+      <w:r>
+        <w:rPr>
+          <w:rFonts w:ascii="Times New Roman" w:hAnsi="Times New Roman" w:cs="Times New Roman"/>
+          <w:sz w:val="28"/>
+          <w:szCs w:val="28"/>
         </w:rPr>
         <w:t xml:space="preserve">       Реализация: Марк не ищет компромисса. Он физически избегает разговоров с Эдуардо, блокирует его карту компании и в финале подписывает документы о размывании доли, действуя скрытно. Он идет на «победу любой ценой», не осознавая личностной цены этой победы.</w:t>
       </w:r>
@@ -273,15 +870,15 @@
         <w:jc w:val="both"/>
         <w:rPr>
           <w:rFonts w:ascii="Times New Roman" w:hAnsi="Times New Roman" w:cs="Times New Roman"/>
-          <w:sz w:val="24"/>
-          <w:szCs w:val="24"/>
-        </w:rPr>
-      </w:pPr>
-      <w:r>
-        <w:rPr>
-          <w:rFonts w:ascii="Times New Roman" w:hAnsi="Times New Roman" w:cs="Times New Roman"/>
-          <w:sz w:val="24"/>
-          <w:szCs w:val="24"/>
+          <w:sz w:val="28"/>
+          <w:szCs w:val="28"/>
+        </w:rPr>
+      </w:pPr>
+      <w:r>
+        <w:rPr>
+          <w:rFonts w:ascii="Times New Roman" w:hAnsi="Times New Roman" w:cs="Times New Roman"/>
+          <w:sz w:val="28"/>
+          <w:szCs w:val="28"/>
         </w:rPr>
         <w:t xml:space="preserve">Эдуардо </w:t>
       </w:r>
@@ -289,8 +886,8 @@
       <w:r>
         <w:rPr>
           <w:rFonts w:ascii="Times New Roman" w:hAnsi="Times New Roman" w:cs="Times New Roman"/>
-          <w:sz w:val="24"/>
-          <w:szCs w:val="24"/>
+          <w:sz w:val="28"/>
+          <w:szCs w:val="28"/>
         </w:rPr>
         <w:t>Саверин</w:t>
       </w:r>
@@ -298,8 +895,8 @@
       <w:r>
         <w:rPr>
           <w:rFonts w:ascii="Times New Roman" w:hAnsi="Times New Roman" w:cs="Times New Roman"/>
-          <w:sz w:val="24"/>
-          <w:szCs w:val="24"/>
+          <w:sz w:val="28"/>
+          <w:szCs w:val="28"/>
         </w:rPr>
         <w:t>:</w:t>
       </w:r>
@@ -310,15 +907,15 @@
         <w:jc w:val="both"/>
         <w:rPr>
           <w:rFonts w:ascii="Times New Roman" w:hAnsi="Times New Roman" w:cs="Times New Roman"/>
-          <w:sz w:val="24"/>
-          <w:szCs w:val="24"/>
-        </w:rPr>
-      </w:pPr>
-      <w:r>
-        <w:rPr>
-          <w:rFonts w:ascii="Times New Roman" w:hAnsi="Times New Roman" w:cs="Times New Roman"/>
-          <w:sz w:val="24"/>
-          <w:szCs w:val="24"/>
+          <w:sz w:val="28"/>
+          <w:szCs w:val="28"/>
+        </w:rPr>
+      </w:pPr>
+      <w:r>
+        <w:rPr>
+          <w:rFonts w:ascii="Times New Roman" w:hAnsi="Times New Roman" w:cs="Times New Roman"/>
+          <w:sz w:val="28"/>
+          <w:szCs w:val="28"/>
         </w:rPr>
         <w:t xml:space="preserve">       Стратегия: Приспособление</w:t>
       </w:r>
@@ -329,69 +926,45 @@
         <w:jc w:val="both"/>
         <w:rPr>
           <w:rFonts w:ascii="Times New Roman" w:hAnsi="Times New Roman" w:cs="Times New Roman"/>
-          <w:sz w:val="24"/>
-          <w:szCs w:val="24"/>
-        </w:rPr>
-      </w:pPr>
-      <w:r>
-        <w:rPr>
-          <w:rFonts w:ascii="Times New Roman" w:hAnsi="Times New Roman" w:cs="Times New Roman"/>
-          <w:sz w:val="24"/>
-          <w:szCs w:val="24"/>
-        </w:rPr>
-        <w:t xml:space="preserve">       Реализация: Эдуардо долго терпит пренебрежение, пытается догов</w:t>
-      </w:r>
-      <w:r>
-        <w:rPr>
-          <w:rFonts w:ascii="Times New Roman" w:hAnsi="Times New Roman" w:cs="Times New Roman"/>
-          <w:sz w:val="24"/>
-          <w:szCs w:val="24"/>
-        </w:rPr>
-        <w:t>о</w:t>
-      </w:r>
-      <w:r>
-        <w:rPr>
-          <w:rFonts w:ascii="Times New Roman" w:hAnsi="Times New Roman" w:cs="Times New Roman"/>
-          <w:sz w:val="24"/>
-          <w:szCs w:val="24"/>
-        </w:rPr>
-        <w:t>риться, требует уважения. Когда его потребности игнорируются, он пытается силой восстановить справедливость</w:t>
-      </w:r>
-      <w:r>
-        <w:rPr>
-          <w:rFonts w:ascii="Times New Roman" w:hAnsi="Times New Roman" w:cs="Times New Roman"/>
-          <w:sz w:val="24"/>
-          <w:szCs w:val="24"/>
-        </w:rPr>
-        <w:t>.</w:t>
-      </w:r>
-    </w:p>
-    <w:p>
-      <w:pPr>
-        <w:spacing w:after="0" w:line="360" w:lineRule="auto"/>
-        <w:jc w:val="both"/>
-        <w:rPr>
-          <w:rFonts w:ascii="Times New Roman" w:hAnsi="Times New Roman" w:cs="Times New Roman"/>
-          <w:sz w:val="24"/>
-          <w:szCs w:val="24"/>
-        </w:rPr>
-      </w:pPr>
-    </w:p>
-    <w:p>
-      <w:pPr>
-        <w:spacing w:after="0" w:line="360" w:lineRule="auto"/>
-        <w:jc w:val="both"/>
-        <w:rPr>
-          <w:rFonts w:ascii="Times New Roman" w:hAnsi="Times New Roman" w:cs="Times New Roman"/>
-          <w:sz w:val="24"/>
-          <w:szCs w:val="24"/>
-        </w:rPr>
-      </w:pPr>
-      <w:r>
-        <w:rPr>
-          <w:rFonts w:ascii="Times New Roman" w:hAnsi="Times New Roman" w:cs="Times New Roman"/>
-          <w:sz w:val="24"/>
-          <w:szCs w:val="24"/>
+          <w:sz w:val="28"/>
+          <w:szCs w:val="28"/>
+        </w:rPr>
+      </w:pPr>
+      <w:r>
+        <w:rPr>
+          <w:rFonts w:ascii="Times New Roman" w:hAnsi="Times New Roman" w:cs="Times New Roman"/>
+          <w:sz w:val="28"/>
+          <w:szCs w:val="28"/>
+        </w:rPr>
+        <w:t xml:space="preserve">       Реализация: Эдуардо долго терпит пренебрежение, пытается договориться, требует уважения. Когда его потребности игнорируются, он пытается силой восстановить справедливость.</w:t>
+      </w:r>
+    </w:p>
+    <w:p>
+      <w:pPr>
+        <w:spacing w:after="0" w:line="360" w:lineRule="auto"/>
+        <w:jc w:val="both"/>
+        <w:rPr>
+          <w:rFonts w:ascii="Times New Roman" w:hAnsi="Times New Roman" w:cs="Times New Roman"/>
+          <w:sz w:val="28"/>
+          <w:szCs w:val="28"/>
+        </w:rPr>
+      </w:pPr>
+    </w:p>
+    <w:p>
+      <w:pPr>
+        <w:spacing w:after="0" w:line="360" w:lineRule="auto"/>
+        <w:jc w:val="both"/>
+        <w:rPr>
+          <w:rFonts w:ascii="Times New Roman" w:hAnsi="Times New Roman" w:cs="Times New Roman"/>
+          <w:sz w:val="28"/>
+          <w:szCs w:val="28"/>
+        </w:rPr>
+      </w:pPr>
+      <w:r>
+        <w:rPr>
+          <w:rFonts w:ascii="Times New Roman" w:hAnsi="Times New Roman" w:cs="Times New Roman"/>
+          <w:sz w:val="28"/>
+          <w:szCs w:val="28"/>
         </w:rPr>
         <w:t xml:space="preserve"> 4. Рекомендации</w:t>
       </w:r>
@@ -402,25 +975,18 @@
         <w:jc w:val="both"/>
         <w:rPr>
           <w:rFonts w:ascii="Times New Roman" w:hAnsi="Times New Roman" w:cs="Times New Roman"/>
-          <w:sz w:val="24"/>
-          <w:szCs w:val="24"/>
-        </w:rPr>
-      </w:pPr>
-      <w:r>
-        <w:rPr>
-          <w:rFonts w:ascii="Times New Roman" w:hAnsi="Times New Roman" w:cs="Times New Roman"/>
-          <w:sz w:val="24"/>
-          <w:szCs w:val="24"/>
-        </w:rPr>
-        <w:t>Для Марка</w:t>
-      </w:r>
-      <w:r>
-        <w:rPr>
-          <w:rFonts w:ascii="Times New Roman" w:hAnsi="Times New Roman" w:cs="Times New Roman"/>
-          <w:sz w:val="24"/>
-          <w:szCs w:val="24"/>
-        </w:rPr>
-        <w:t>:</w:t>
+          <w:sz w:val="28"/>
+          <w:szCs w:val="28"/>
+        </w:rPr>
+      </w:pPr>
+      <w:r>
+        <w:rPr>
+          <w:rFonts w:ascii="Times New Roman" w:hAnsi="Times New Roman" w:cs="Times New Roman"/>
+          <w:sz w:val="28"/>
+          <w:szCs w:val="28"/>
+        </w:rPr>
+        <w:lastRenderedPageBreak/>
+        <w:t>Для Марка:</w:t>
       </w:r>
     </w:p>
     <w:p>
@@ -430,16 +996,15 @@
         <w:jc w:val="both"/>
         <w:rPr>
           <w:rFonts w:ascii="Times New Roman" w:hAnsi="Times New Roman" w:cs="Times New Roman"/>
-          <w:sz w:val="24"/>
-          <w:szCs w:val="24"/>
-          <w:lang w:val="en-US"/>
-        </w:rPr>
-      </w:pPr>
-      <w:r>
-        <w:rPr>
-          <w:rFonts w:ascii="Times New Roman" w:hAnsi="Times New Roman" w:cs="Times New Roman"/>
-          <w:sz w:val="24"/>
-          <w:szCs w:val="24"/>
+          <w:sz w:val="28"/>
+          <w:szCs w:val="28"/>
+        </w:rPr>
+      </w:pPr>
+      <w:r>
+        <w:rPr>
+          <w:rFonts w:ascii="Times New Roman" w:hAnsi="Times New Roman" w:cs="Times New Roman"/>
+          <w:sz w:val="28"/>
+          <w:szCs w:val="28"/>
         </w:rPr>
         <w:t>1.  Марк должен был провести открытую встречу, где четко обозначить: «Эдуардо, я ценю нашу дружбу, но для масштабирования проекта мне нужен инвестор, который разделяет риски. Давай официально разделим доли и пропишем условия, чтобы мы не мешали друг другу в принятии решений». Это предотвратило бы чувство предательства.</w:t>
       </w:r>
@@ -450,25 +1015,17 @@
         <w:jc w:val="both"/>
         <w:rPr>
           <w:rFonts w:ascii="Times New Roman" w:hAnsi="Times New Roman" w:cs="Times New Roman"/>
-          <w:sz w:val="24"/>
-          <w:szCs w:val="24"/>
-        </w:rPr>
-      </w:pPr>
-      <w:r>
-        <w:rPr>
-          <w:rFonts w:ascii="Times New Roman" w:hAnsi="Times New Roman" w:cs="Times New Roman"/>
-          <w:sz w:val="24"/>
-          <w:szCs w:val="24"/>
-        </w:rPr>
-        <w:t xml:space="preserve"> Для Эдуардо</w:t>
-      </w:r>
-      <w:r>
-        <w:rPr>
-          <w:rFonts w:ascii="Times New Roman" w:hAnsi="Times New Roman" w:cs="Times New Roman"/>
-          <w:sz w:val="24"/>
-          <w:szCs w:val="24"/>
-        </w:rPr>
-        <w:t>:</w:t>
+          <w:sz w:val="28"/>
+          <w:szCs w:val="28"/>
+        </w:rPr>
+      </w:pPr>
+      <w:r>
+        <w:rPr>
+          <w:rFonts w:ascii="Times New Roman" w:hAnsi="Times New Roman" w:cs="Times New Roman"/>
+          <w:sz w:val="28"/>
+          <w:szCs w:val="28"/>
+        </w:rPr>
+        <w:t xml:space="preserve"> Для Эдуардо:</w:t>
       </w:r>
     </w:p>
     <w:p>
@@ -478,35 +1035,17 @@
         <w:jc w:val="both"/>
         <w:rPr>
           <w:rFonts w:ascii="Times New Roman" w:hAnsi="Times New Roman" w:cs="Times New Roman"/>
-          <w:sz w:val="24"/>
-          <w:szCs w:val="24"/>
-          <w:lang w:val="en-US"/>
-        </w:rPr>
-      </w:pPr>
-      <w:r>
-        <w:rPr>
-          <w:rFonts w:ascii="Times New Roman" w:hAnsi="Times New Roman" w:cs="Times New Roman"/>
-          <w:sz w:val="24"/>
-          <w:szCs w:val="24"/>
-        </w:rPr>
-        <w:lastRenderedPageBreak/>
-        <w:t xml:space="preserve">2.  Контроль эмоций в присутствии третьих лиц: </w:t>
-      </w:r>
-      <w:r>
-        <w:rPr>
-          <w:rFonts w:ascii="Times New Roman" w:hAnsi="Times New Roman" w:cs="Times New Roman"/>
-          <w:sz w:val="24"/>
-          <w:szCs w:val="24"/>
-        </w:rPr>
-        <w:t>с</w:t>
-      </w:r>
-      <w:r>
-        <w:rPr>
-          <w:rFonts w:ascii="Times New Roman" w:hAnsi="Times New Roman" w:cs="Times New Roman"/>
-          <w:sz w:val="24"/>
-          <w:szCs w:val="24"/>
-        </w:rPr>
-        <w:t>цена разгрома ноутбука в офисе Шона Паркера и фраза «ты обещал мне заботу» сыграли против него. Ему нужно было выдержать паузу, не демонстрировать уязвимость перед оппонентом (Шоном) и перенести переговоры в приватное русло.</w:t>
+          <w:sz w:val="28"/>
+          <w:szCs w:val="28"/>
+        </w:rPr>
+      </w:pPr>
+      <w:r>
+        <w:rPr>
+          <w:rFonts w:ascii="Times New Roman" w:hAnsi="Times New Roman" w:cs="Times New Roman"/>
+          <w:sz w:val="28"/>
+          <w:szCs w:val="28"/>
+        </w:rPr>
+        <w:t>2.  Контроль эмоций в присутствии третьих лиц: сцена разгрома ноутбука в офисе Шона Паркера и фраза «ты обещал мне заботу» сыграли против него. Ему нужно было выдержать паузу, не демонстрировать уязвимость перед оппонентом (Шоном) и перенести переговоры в приватное русло.</w:t>
       </w:r>
     </w:p>
     <w:sectPr>
@@ -1122,7 +1661,6 @@
   <w:style w:type="character" w:default="1" w:styleId="a0">
     <w:name w:val="Default Paragraph Font"/>
     <w:uiPriority w:val="1"/>
-    <w:semiHidden/>
     <w:unhideWhenUsed/>
   </w:style>
   <w:style w:type="table" w:default="1" w:styleId="a1">
